--- a/docs/Panduan_Kelompok_IndiGym.docx
+++ b/docs/Panduan_Kelompok_IndiGym.docx
@@ -5512,7 +5512,7 @@
           <w:sz w:val="17"/>
         </w:rPr>
         <w:br/>
-        <w:t xml:space="preserve">    app/                       # Wika</w:t>
+        <w:t xml:space="preserve">    application/               # Wika</w:t>
       </w:r>
       <w:r>
         <w:rPr>
@@ -5624,7 +5624,7 @@
           <w:sz w:val="17"/>
         </w:rPr>
         <w:br/>
-        <w:t xml:space="preserve">    service/</w:t>
+        <w:t xml:space="preserve">    business_logic/  </w:t>
       </w:r>
       <w:r>
         <w:rPr>
@@ -5696,7 +5696,7 @@
           <w:sz w:val="17"/>
         </w:rPr>
         <w:br/>
-        <w:t xml:space="preserve">    repository/                # Tian</w:t>
+        <w:t xml:space="preserve">    data_access/               # Tian</w:t>
       </w:r>
       <w:r>
         <w:rPr>
@@ -5704,7 +5704,7 @@
           <w:sz w:val="17"/>
         </w:rPr>
         <w:br/>
-        <w:t xml:space="preserve">      kontrak/                 # interface disepakati pemanggil</w:t>
+        <w:t xml:space="preserve">      interfaces/                 # interface disepakati pemanggil</w:t>
       </w:r>
       <w:r>
         <w:rPr>
@@ -5712,7 +5712,7 @@
           <w:sz w:val="17"/>
         </w:rPr>
         <w:br/>
-        <w:t xml:space="preserve">      jdbc/                    # implementasi JDBC semua repository</w:t>
+        <w:t xml:space="preserve">      mysql_queries/           # implementasi JDBC semua repository</w:t>
       </w:r>
       <w:r>
         <w:rPr>
@@ -5720,7 +5720,7 @@
           <w:sz w:val="17"/>
         </w:rPr>
         <w:br/>
-        <w:t xml:space="preserve">    infrastructure/            # Tian</w:t>
+        <w:t xml:space="preserve">    database_connection/       # Tian</w:t>
       </w:r>
       <w:r>
         <w:rPr>
@@ -5744,7 +5744,7 @@
           <w:sz w:val="17"/>
         </w:rPr>
         <w:br/>
-        <w:t xml:space="preserve">    controller/                # Wika</w:t>
+        <w:t xml:space="preserve">    page_controllers/          # Wika</w:t>
       </w:r>
       <w:r>
         <w:rPr>
@@ -5792,7 +5792,7 @@
           <w:sz w:val="17"/>
         </w:rPr>
         <w:br/>
-        <w:t xml:space="preserve">    ui/                        # Wika</w:t>
+        <w:t xml:space="preserve">    background_tasks/          # Wika</w:t>
       </w:r>
       <w:r>
         <w:rPr>
@@ -5808,7 +5808,7 @@
           <w:sz w:val="17"/>
         </w:rPr>
         <w:br/>
-        <w:t xml:space="preserve">    dto/                       # pemilik service dan Wika</w:t>
+        <w:t xml:space="preserve">    data_transfer/             # pemilik service dan Wika</w:t>
       </w:r>
       <w:r>
         <w:rPr>
@@ -5816,7 +5816,7 @@
           <w:sz w:val="17"/>
         </w:rPr>
         <w:br/>
-        <w:t xml:space="preserve">    exception/                 # kontrak kesalahan bersama</w:t>
+        <w:t xml:space="preserve">    errors/                    # kontrak kesalahan bersama</w:t>
       </w:r>
       <w:r>
         <w:rPr>
@@ -5824,7 +5824,7 @@
           <w:sz w:val="17"/>
         </w:rPr>
         <w:br/>
-        <w:t xml:space="preserve">    security/                  # Dimas</w:t>
+        <w:t xml:space="preserve">    login_security/            # Dimas</w:t>
       </w:r>
       <w:r>
         <w:rPr>
@@ -5921,7 +5921,7 @@
           <w:sz w:val="17"/>
         </w:rPr>
         <w:br/>
-        <w:t xml:space="preserve">  service/akun/                # Dimas</w:t>
+        <w:t xml:space="preserve">  business_logic/akun/                # Dimas</w:t>
       </w:r>
       <w:r>
         <w:rPr>
@@ -5929,7 +5929,7 @@
           <w:sz w:val="17"/>
         </w:rPr>
         <w:br/>
-        <w:t xml:space="preserve">  service/akses/               # Dimas</w:t>
+        <w:t xml:space="preserve">  business_logic/akses/               # Dimas</w:t>
       </w:r>
       <w:r>
         <w:rPr>
@@ -5937,7 +5937,7 @@
           <w:sz w:val="17"/>
         </w:rPr>
         <w:br/>
-        <w:t xml:space="preserve">  service/operasional/         # Mahasurya</w:t>
+        <w:t xml:space="preserve">  business_logic/operasional/         # Mahasurya</w:t>
       </w:r>
       <w:r>
         <w:rPr>
@@ -5945,7 +5945,7 @@
           <w:sz w:val="17"/>
         </w:rPr>
         <w:br/>
-        <w:t xml:space="preserve">  repository/                 # Tian, database uji terpisah</w:t>
+        <w:t xml:space="preserve">  data_access/                # Tian, database uji terpisah</w:t>
       </w:r>
       <w:r>
         <w:rPr>
@@ -5953,7 +5953,7 @@
           <w:sz w:val="17"/>
         </w:rPr>
         <w:br/>
-        <w:t xml:space="preserve">  integration/                # alur lintas lapisan</w:t>
+        <w:t xml:space="preserve">  integration_tests/          # alur lintas lapisan</w:t>
       </w:r>
       <w:r>
         <w:rPr>
@@ -5985,7 +5985,7 @@
           <w:sz w:val="17"/>
         </w:rPr>
         <w:br/>
-        <w:t xml:space="preserve">  migrations/</w:t>
+        <w:t xml:space="preserve">  schema_changes/  </w:t>
       </w:r>
       <w:r>
         <w:rPr>
@@ -6017,7 +6017,7 @@
           <w:sz w:val="17"/>
         </w:rPr>
         <w:br/>
-        <w:t xml:space="preserve">  seed/                        # data awal dan demo terkendali</w:t>
+        <w:t xml:space="preserve">  initial_data/                # data awal dan demo terkendali</w:t>
       </w:r>
       <w:r>
         <w:rPr>

--- a/docs/Panduan_Kelompok_IndiGym.docx
+++ b/docs/Panduan_Kelompok_IndiGym.docx
@@ -7,7 +7,7 @@
         <w:pStyle w:val="Title"/>
       </w:pPr>
       <w:r>
-        <w:t>Panduan Pelaksanaan Proyek IndiGym</w:t>
+        <w:t>Panduan Proyek IndiGym</w:t>
       </w:r>
     </w:p>
     <w:p>
@@ -15,7 +15,7 @@
         <w:rPr>
           <w:b/>
         </w:rPr>
-        <w:t>Rancangan sistem dan pembagian kerja kelompok selama tiga minggu</w:t>
+        <w:t>Struktur sederhana dengan 32 file Java dan pembagian kerja tiga minggu</w:t>
       </w:r>
     </w:p>
     <w:p>
@@ -232,7 +232,7 @@
               <w:rPr>
                 <w:sz w:val="19"/>
               </w:rPr>
-              <w:t>Aiven, ERD, migration, seluruh repository, transaksi database, integritas data, dan data demo.</w:t>
+              <w:t>Aiven, ERD, migration, seluruh DAO, transaksi database, integritas data, dan data demo.</w:t>
             </w:r>
           </w:p>
         </w:tc>
@@ -862,7 +862,7 @@
               <w:rPr>
                 <w:sz w:val="19"/>
               </w:rPr>
-              <w:t>Kontrak service dan repository</w:t>
+              <w:t>Kontrak empat service dan empat DAO</w:t>
             </w:r>
           </w:p>
         </w:tc>
@@ -1057,7 +1057,7 @@
               <w:rPr>
                 <w:sz w:val="19"/>
               </w:rPr>
-              <w:t>Struktur folder proyek</w:t>
+              <w:t>Empat folder kode dan enam halaman</w:t>
             </w:r>
           </w:p>
         </w:tc>
@@ -2524,7 +2524,7 @@
         <w:pStyle w:val="Heading1"/>
       </w:pPr>
       <w:r>
-        <w:t>Arsitektur dan batas antarbagian</w:t>
+        <w:t>Arsitektur sederhana dan batas pekerjaan</w:t>
       </w:r>
     </w:p>
     <w:p>
@@ -2535,8 +2535,8 @@
       <w:r>
         <w:drawing>
           <wp:inline xmlns:a="http://schemas.openxmlformats.org/drawingml/2006/main" xmlns:pic="http://schemas.openxmlformats.org/drawingml/2006/picture">
-            <wp:extent cx="5749547" cy="4983480"/>
-            <wp:docPr id="1" name="Picture 1" descr="Gambar 1 Aliran tanggung jawab dari tampilan sampai penyimpanan"/>
+            <wp:extent cx="4965941" cy="4617720"/>
+            <wp:docPr id="1" name="Picture 1" descr="Gambar 1 Aliran halaman ke service dan DAO langsung"/>
             <wp:cNvGraphicFramePr>
               <a:graphicFrameLocks noChangeAspect="1"/>
             </wp:cNvGraphicFramePr>
@@ -2556,7 +2556,7 @@
                   <pic:spPr>
                     <a:xfrm>
                       <a:off x="0" y="0"/>
-                      <a:ext cx="5749547" cy="4983480"/>
+                      <a:ext cx="4965941" cy="4617720"/>
                     </a:xfrm>
                     <a:prstGeom prst="rect"/>
                   </pic:spPr>
@@ -2575,7 +2575,7 @@
         <w:rPr>
           <w:b w:val="0"/>
         </w:rPr>
-        <w:t>Gambar 1 Aliran tanggung jawab dari tampilan sampai penyimpanan</w:t>
+        <w:t>Gambar 1 Aliran halaman ke service dan DAO langsung</w:t>
       </w:r>
     </w:p>
     <w:p>
@@ -2583,7 +2583,7 @@
         <w:rPr>
           <w:b w:val="0"/>
         </w:rPr>
-        <w:t>Controller menerima interaksi, melakukan pemeriksaan format input, lalu memanggil service. Dimas dan Mahasurya menempatkan keputusan bisnis pada model/service. Tian menyediakan repository dan mekanisme transaksi untuk menyimpan perubahan. Controller tidak menjalankan SQL.</w:t>
+        <w:t>Kode dibagi empat folder: model untuk objek PBO; service untuk empat layanan bisnis; database untuk Database dan empat DAO langsung; controller untuk enam halaman. MainApp berada di id.indigym dan menangani startup, navigasi serta dialog bukti.</w:t>
       </w:r>
     </w:p>
     <w:p>
@@ -2591,7 +2591,7 @@
         <w:rPr>
           <w:b w:val="0"/>
         </w:rPr>
-        <w:t>Wika menjalankan operasi jaringan di background dan memperbarui kontrol JavaFX pada thread UI. Service dapat diuji tanpa membuka jendela aplikasi. Repository dapat diganti implementasi sementara selama pengembangan kontrak.</w:t>
+        <w:t>Wika menangani UI. Dimas mengerjakan AkunService/AksesService; Mahasurya PelangganService/PenjualanService. Tian mengerjakan Database dan empat DAO. Controller tidak menulis SQL; DAO tidak memutuskan kewenangan atau aturan bisnis.</w:t>
       </w:r>
     </w:p>
     <w:p>
@@ -2599,7 +2599,7 @@
         <w:rPr>
           <w:b w:val="0"/>
         </w:rPr>
-        <w:t>Satu proyek Maven menggunakan satu versi JDK dan JavaFX yang dikunci bersama pada Hari 1. Dependensi dideklarasikan pada pom.xml; konfigurasi database dibaca dari file lokal atau environment. README menjelaskan cara menjalankan aplikasi dan pengujian.</w:t>
+        <w:t>MainApp merangkai dependency tanpa class perakitan/navigasi terpisah. Sesi dan hash menjadi bagian AkunService. Pekerjaan lambat memakai Task JavaFX di controller. Data kecil yang diperlukan disepakati pemanggil dan service, tanpa folder transfer data atau exception massal sejak awal.</w:t>
       </w:r>
     </w:p>
     <w:p>
@@ -2607,7 +2607,7 @@
         <w:rPr>
           <w:b w:val="0"/>
         </w:rPr>
-        <w:t>Setiap lapisan memiliki pemilik, tetapi kelengkapan fitur diperiksa melalui alur utuh. Login yang benar memerlukan controller Wika, service Dimas, dan repository Tian. Visit juga melibatkan service pelanggan/check-in Mahasurya.</w:t>
+        <w:t>Penyederhanaan mengurangi class pendukung, bukan mengurangi aturan pembayaran, check-in, stok dan audit. Model pewarisan serta Cetak tetap dipertahankan. File implementasi saat ini masih kosong.</w:t>
       </w:r>
     </w:p>
     <w:p>
@@ -3091,7 +3091,7 @@
         <w:rPr>
           <w:b w:val="0"/>
         </w:rPr>
-        <w:t>Model Manusia tidak wajib memiliki tabel tersendiri. Identitas akun dipetakan ke akun_admin, identitas pelanggan ke pelanggan. Admin dan SuperAdmin dibedakan oleh kolom role; repository membentuk objek Java yang sesuai.</w:t>
+        <w:t>Model Manusia tidak wajib memiliki tabel tersendiri. Identitas akun dipetakan ke akun_admin, identitas pelanggan ke pelanggan. Admin dan SuperAdmin dibedakan oleh kolom role; DAO membentuk objek Java yang sesuai.</w:t>
       </w:r>
     </w:p>
     <w:p>
@@ -3163,7 +3163,7 @@
         <w:rPr>
           <w:b w:val="0"/>
         </w:rPr>
-        <w:t>Dimas memiliki model PaketAkses, PembayaranAkses, dan HakAksesGym. Mahasurya memiliki Pelanggan dan CheckIn. Kaitan antarobjek mengikuti ID dan referensi repository yang dikerjakan Tian.</w:t>
+        <w:t>Dimas memiliki model PaketAkses, PembayaranAkses, dan HakAksesGym. Mahasurya memiliki Pelanggan dan CheckIn. Kaitan antarobjek mengikuti ID dan referensi DAO yang dikerjakan Tian.</w:t>
       </w:r>
     </w:p>
     <w:p>
@@ -3179,7 +3179,7 @@
         <w:rPr>
           <w:b w:val="0"/>
         </w:rPr>
-        <w:t>Data pelanggan pada HakAksesGym diketahui melalui pembayaran sumber; tabel hak_akses tidak menggandakan pelanggan_id. Pada model Java, pelanggan dapat diperoleh melalui relasi yang sudah dimuat oleh repository.</w:t>
+        <w:t>Data pelanggan pada HakAksesGym diketahui melalui pembayaran sumber; tabel hak_akses tidak menggandakan pelanggan_id. Pada model Java, pelanggan dapat diperoleh melalui relasi yang sudah dimuat oleh DAO.</w:t>
       </w:r>
     </w:p>
     <w:p>
@@ -3280,7 +3280,7 @@
         <w:pStyle w:val="Heading1"/>
       </w:pPr>
       <w:r>
-        <w:t>Kontrak class service dan repository</w:t>
+        <w:t>Kontrak empat service dan empat DAO</w:t>
       </w:r>
     </w:p>
     <w:p>
@@ -3288,7 +3288,7 @@
         <w:rPr>
           <w:b w:val="0"/>
         </w:rPr>
-        <w:t>Nama berikut menjadi acuan awal bersama. Parameter request berupa object perintah/DTO, bukan kontrol JavaFX. Perubahan signature dicatat dan disepakati pemanggil sebelum digabung.</w:t>
+        <w:t>Nama operasi adalah acuan awal. Parameter, hasil, kondisi gagal dan kebutuhan Connection disepakati pemilik/pemanggil. Gunakan model, nilai sederhana dan List atau Optional; hasil kecil tambahan dibuat bila benar-benar diperlukan pada service pemilik.</w:t>
       </w:r>
     </w:p>
     <w:tbl>
@@ -3432,7 +3432,7 @@
               <w:rPr>
                 <w:sz w:val="18"/>
               </w:rPr>
-              <w:t>AuthService: login, logout, validasiSesi. AdminManagementService: buatAdmin, ubahAdmin, resetPassword, ubahPassword, nonaktifkanAdmin.</w:t>
+              <w:t>AkunService: login, logout, validasiSesi, buatAdmin, ubahAdmin, resetPassword, ubahPassword, nonaktifkanAdmin. Sesi dan hash berada di class ini.</w:t>
             </w:r>
           </w:p>
         </w:tc>
@@ -3497,7 +3497,7 @@
               <w:rPr>
                 <w:sz w:val="18"/>
               </w:rPr>
-              <w:t>PaketAksesService: daftarPaket, simpanPaket, arsipkanPaket. PembayaranAksesService: pratinjauPeriode, bayar, batalkanMembershipTerbaru, batalkanVisit, cariBukti.</w:t>
+              <w:t>AksesService: daftar/simpan/arsip paket, pratinjauPeriode, bayarMembership, bayarHarianDalamTransaksi, batalkanMembershipTerbaru, batalkanVisit, riwayat, cariBukti.</w:t>
             </w:r>
           </w:p>
         </w:tc>
@@ -3562,7 +3562,7 @@
               <w:rPr>
                 <w:sz w:val="18"/>
               </w:rPr>
-              <w:t>PelangganService: daftar, cari, ubah, arsipkan, aktifkanKembali. CheckInService: periksa, catat, daftarRiwayat.</w:t>
+              <w:t>PelangganService: daftar/cari/ubah/arsip/aktifkan profil, periksaCheckIn, catatCheckIn, bayarVisitDanCheckIn, riwayatCheckIn.</w:t>
             </w:r>
           </w:p>
         </w:tc>
@@ -3627,7 +3627,7 @@
               <w:rPr>
                 <w:sz w:val="18"/>
               </w:rPr>
-              <w:t>VisitHarianService: bayarDanCheckIn. ProdukService: cari, simpan, arsipkan, tambahStok. PenjualanService: hitungKeranjang, selesaikan, batalkan, cariBukti.</w:t>
+              <w:t>PenjualanService: cari/simpan/arsip produk, tambahStok, hitungKeranjang, selesaikan, batalkan, riwayatPenjualan, riwayatStok, cariBukti.</w:t>
             </w:r>
           </w:p>
         </w:tc>
@@ -3692,7 +3692,7 @@
               <w:rPr>
                 <w:sz w:val="18"/>
               </w:rPr>
-              <w:t>AkunRepository, PelangganRepository, PaketAksesRepository, PembayaranAksesRepository, HakAksesRepository, CheckInRepository, ProdukRepository, TransaksiRepository, MutasiStokRepository.</w:t>
+              <w:t>Database: config, bukaKoneksi, jalankanTransaksi. AkunDAO: akun_admin. PelangganDAO: pelanggan dan checkin. AksesDAO: paket, pembayaran dan hak. PenjualanDAO: produk, transaksi, detail dan mutasi.</w:t>
             </w:r>
           </w:p>
         </w:tc>
@@ -3727,7 +3727,7 @@
               <w:rPr>
                 <w:sz w:val="18"/>
               </w:rPr>
-              <w:t>Tian</w:t>
+              <w:t>Wika</w:t>
             </w:r>
           </w:p>
         </w:tc>
@@ -3757,7 +3757,7 @@
               <w:rPr>
                 <w:sz w:val="18"/>
               </w:rPr>
-              <w:t>DatabaseConfig, ConnectionFactory, TransactionManager, dan TxContext. Detail transaksi disimpan melalui TransaksiRepository dalam transaksi yang sama.</w:t>
+              <w:t>MainApp serta LoginController, DashboardController, AdminController, PelangganController, AksesController dan PenjualanController. Enam FXML dan satu CSS.</w:t>
             </w:r>
           </w:p>
         </w:tc>
@@ -3792,7 +3792,7 @@
               <w:rPr>
                 <w:sz w:val="18"/>
               </w:rPr>
-              <w:t>Wika</w:t>
+              <w:t>Bersama</w:t>
             </w:r>
           </w:p>
         </w:tc>
@@ -3822,72 +3822,7 @@
               <w:rPr>
                 <w:sz w:val="18"/>
               </w:rPr>
-              <w:t>MainApp, AppContext, NavigationManager, UiTaskRunner; controller login, dashboard, admin, pelanggan, paket/pembayaran, check-in/visit, produk, penjualan, riwayat, dan bukti.</w:t>
-            </w:r>
-          </w:p>
-        </w:tc>
-      </w:tr>
-      <w:tr>
-        <w:trPr>
-          <w:cantSplit/>
-        </w:trPr>
-        <w:tc>
-          <w:tcPr>
-            <w:tcW w:type="dxa" w:w="1512"/>
-            <w:vAlign w:val="center"/>
-            <w:tcBorders>
-              <w:top w:val="single" w:sz="4" w:color="D9D9D9"/>
-              <w:left w:val="single" w:sz="4" w:color="D9D9D9"/>
-              <w:bottom w:val="single" w:sz="4" w:color="D9D9D9"/>
-              <w:right w:val="single" w:sz="4" w:color="D9D9D9"/>
-            </w:tcBorders>
-            <w:tcMar>
-              <w:top w:w="75" w:type="dxa"/>
-              <w:bottom w:w="75" w:type="dxa"/>
-              <w:left w:w="90" w:type="dxa"/>
-              <w:right w:w="90" w:type="dxa"/>
-            </w:tcMar>
-            <w:shd w:fill="F2F5F7"/>
-          </w:tcPr>
-          <w:p>
-            <w:pPr>
-              <w:spacing w:after="20" w:line="247" w:lineRule="auto"/>
-            </w:pPr>
-            <w:r>
-              <w:rPr>
-                <w:sz w:val="18"/>
-              </w:rPr>
-              <w:t>Dimas dan Mahasurya</w:t>
-            </w:r>
-          </w:p>
-        </w:tc>
-        <w:tc>
-          <w:tcPr>
-            <w:tcW w:type="dxa" w:w="8568"/>
-            <w:vAlign w:val="center"/>
-            <w:tcBorders>
-              <w:top w:val="single" w:sz="4" w:color="D9D9D9"/>
-              <w:left w:val="single" w:sz="4" w:color="D9D9D9"/>
-              <w:bottom w:val="single" w:sz="4" w:color="D9D9D9"/>
-              <w:right w:val="single" w:sz="4" w:color="D9D9D9"/>
-            </w:tcBorders>
-            <w:tcMar>
-              <w:top w:w="75" w:type="dxa"/>
-              <w:bottom w:w="75" w:type="dxa"/>
-              <w:left w:w="90" w:type="dxa"/>
-              <w:right w:w="90" w:type="dxa"/>
-            </w:tcMar>
-            <w:shd w:fill="F2F5F7"/>
-          </w:tcPr>
-          <w:p>
-            <w:pPr>
-              <w:spacing w:after="20" w:line="247" w:lineRule="auto"/>
-            </w:pPr>
-            <w:r>
-              <w:rPr>
-                <w:sz w:val="18"/>
-              </w:rPr>
-              <w:t>Cetak: String cetakBukti(). PeriodeAkses: tanggalMulai dan tanggalTerakhirBerlaku. DTO perintah/hasil, exception validasi, dan hasil pemeriksaan akses disepakati bersama.</w:t>
+              <w:t>Cetak tetap interface String cetakBukti(). ID Long, nominal BigDecimal, tanggal LocalDate, waktu UTC dan tanggal gym Asia/Makassar.</w:t>
             </w:r>
           </w:p>
         </w:tc>
@@ -3903,7 +3838,7 @@
         <w:pStyle w:val="Heading2"/>
       </w:pPr>
       <w:r>
-        <w:t>Kontrak transaksi visit</w:t>
+        <w:t>Kontrak Connection bersama</w:t>
       </w:r>
     </w:p>
     <w:p>
@@ -3911,7 +3846,7 @@
         <w:rPr>
           <w:b w:val="0"/>
         </w:rPr>
-        <w:t>VisitHarianService membuka satu TransactionManager.execute. Di dalamnya, operasi internal pembayaran Dimas dan pencatatan CheckIn Mahasurya menerima TxContext yang sama. Operasi internal tidak commit sendiri. Tian memastikan seluruh repository memakai koneksi dari konteks tersebut.</w:t>
+        <w:t>Service terluar memanggil Database.jalankanTransaksi. Seluruh operasi internal dan DAO menerima Connection yang sama dan tidak commit sendiri. Database menangani commit atau rollback setelah callback selesai. Tidak ada interface DAO atau class konteks transaksi terpisah.</w:t>
       </w:r>
     </w:p>
     <w:p>
@@ -3919,7 +3854,7 @@
         <w:pStyle w:val="Heading2"/>
       </w:pPr>
       <w:r>
-        <w:t>Kontrak hasil untuk tampilan</w:t>
+        <w:t>Hasil dan kegagalan</w:t>
       </w:r>
     </w:p>
     <w:p>
@@ -3927,7 +3862,7 @@
         <w:rPr>
           <w:b w:val="0"/>
         </w:rPr>
-        <w:t>Hasil memuat ID/kode, nilai untuk ditampilkan, dan status proses. Penolakan bisnis berbeda dari koneksi gagal. AppContext merangkai service dan repository satu kali saat aplikasi dimulai; FXML memperoleh dependency melalui controller factory atau mekanisme injeksi yang konsisten.</w:t>
+        <w:t>Bedakan penolakan bisnis, perlu konfirmasi ulang, kegagalan simpan dan hasil commit belum pasti. Retry mempertahankan requestId dan memeriksa hasil tersimpan; payload berbeda dengan ID sama ditolak. Detail signature dan perbandingan payload dicatat pada kontrak integrasi.</w:t>
       </w:r>
     </w:p>
     <w:p>
@@ -4975,7 +4910,7 @@
         <w:rPr>
           <w:b w:val="0"/>
         </w:rPr>
-        <w:t>Semua detail transaksi harus memiliki jumlah positif. Service menghitung subtotal dan total menggunakan snapshot harga. Repository menjaga penyimpanan detail, total, perubahan stok, dan mutasi sebagai satu kesatuan; hindari SQL dari controller.</w:t>
+        <w:t>Semua detail transaksi harus memiliki jumlah positif. Service menghitung subtotal dan total menggunakan snapshot harga. DAO menjaga penyimpanan detail, total, perubahan stok, dan mutasi sebagai satu kesatuan; hindari SQL dari controller.</w:t>
       </w:r>
     </w:p>
     <w:p>
@@ -5020,7 +4955,7 @@
         <w:pStyle w:val="Heading1"/>
       </w:pPr>
       <w:r>
-        <w:t>Urutan transaksi dan koordinasi antarlapisan</w:t>
+        <w:t>Transaksi dan koordinasi pada struktur sederhana</w:t>
       </w:r>
     </w:p>
     <w:p>
@@ -5028,7 +4963,7 @@
         <w:pStyle w:val="Heading2"/>
       </w:pPr>
       <w:r>
-        <w:t>Pembayaran membership</w:t>
+        <w:t>Membership</w:t>
       </w:r>
     </w:p>
     <w:p>
@@ -5036,7 +4971,7 @@
         <w:rPr>
           <w:b w:val="0"/>
         </w:rPr>
-        <w:t>Wika meminta pratinjau dari Dimas, lalu menampilkan paket, nominal, tanggal mulai, dan akhir. Saat dikonfirmasi, service Dimas memeriksa sesi serta pelanggan, mengunci data pelanggan terkait melalui Tian, membaca ulang akhir akses sah, menghitung periode final, lalu menyimpan pembayaran dan hak akses. Perubahan pratinjau akibat akses bersamaan harus ditampilkan untuk persetujuan ulang.</w:t>
+        <w:t>AksesController meminta pratinjau AksesService. Saat dikonfirmasi, service memvalidasi sesi/pelanggan, mengunci pelanggan lewat DAO, membaca ulang tarif/akhir periode sah, menghitung periode dan menyimpan pembayaran serta hak pada satu Connection. Jika harga/periode berubah, Wika meminta konfirmasi ulang.</w:t>
       </w:r>
     </w:p>
     <w:p>
@@ -5044,7 +4979,7 @@
         <w:pStyle w:val="Heading2"/>
       </w:pPr>
       <w:r>
-        <w:t>Visit dan check-in pertama</w:t>
+        <w:t>Visit dan check in pertama</w:t>
       </w:r>
     </w:p>
     <w:p>
@@ -5052,7 +4987,7 @@
         <w:rPr>
           <w:b w:val="0"/>
         </w:rPr>
-        <w:t>Mahasurya membuka transaksi bersama, memeriksa pelanggan serta akses hari ini, lalu memanggil operasi pembayaran harian Dimas dengan TxContext yang sama. Setelah pembayaran dan hak tersimpan, Mahasurya mencatat check-in pertama. Tian commit setelah semuanya berhasil; kegagalan bagian mana pun me-rollback seluruh proses. Wika menampilkan satu hasil akhir.</w:t>
+        <w:t>PelangganService.bayarVisitDanCheckIn membuka satu Database.jalankanTransaksi. Periksa profil dan akses hari ini, panggil AksesService.bayarHarianDalamTransaksi(Connection, ...), lalu simpan CheckIn lewat PelangganDAO. Semua memakai Connection yang sama. Jika check-in gagal, pembayaran dan hak ikut rollback. Profil yang dibuat sebelum konfirmasi boleh tetap ada.</w:t>
       </w:r>
     </w:p>
     <w:p>
@@ -5060,7 +4995,7 @@
         <w:pStyle w:val="Heading2"/>
       </w:pPr>
       <w:r>
-        <w:t>Penjualan dan pembatalannya</w:t>
+        <w:t>Penjualan restock dan pembatalan</w:t>
       </w:r>
     </w:p>
     <w:p>
@@ -5068,7 +5003,7 @@
         <w:rPr>
           <w:b w:val="0"/>
         </w:rPr>
-        <w:t>Mahasurya memvalidasi keranjang dan petugas. Tian mengunci baris produk dalam urutan ID yang konsisten, membaca ulang stok/harga, lalu menyimpan transaksi, detail, mutasi, dan saldo stok. Pembatalan mengunci transaksi, memeriksa status, lalu mengembalikan stok dan mencatat mutasi sekali saja.</w:t>
+        <w:t>PenjualanService memeriksa keranjang/petugas. PenjualanDAO mengunci produk menurut urutan ID, membaca ulang harga/stok, lalu menyimpan header/detail, saldo dan mutasi dalam satu transaksi. Restock dan pembatalan juga atomik. Pembatalan berulang tidak menambah stok; harga berubah memerlukan konfirmasi ulang.</w:t>
       </w:r>
     </w:p>
     <w:p>
@@ -5076,7 +5011,7 @@
         <w:pStyle w:val="Heading2"/>
       </w:pPr>
       <w:r>
-        <w:t>Pembatalan pembayaran akses</w:t>
+        <w:t>Pembatalan akses dan hasil tidak pasti</w:t>
       </w:r>
     </w:p>
     <w:p>
@@ -5084,7 +5019,7 @@
         <w:rPr>
           <w:b w:val="0"/>
         </w:rPr>
-        <w:t>Dimas mengunci pelanggan/pembayaran terkait, memeriksa bahwa membership yang dipilih merupakan pembayaran sah terbaru bila berjenis membership, dan mengubah status dengan alasan. Hak akses dinilai tidak sah melalui pembayaran sumber. Mahasurya mempertahankan log check-in; Wika menampilkan penanda pembatalan pada riwayat.</w:t>
+        <w:t>AksesService memeriksa membership sah terbaru atau visit, mencatat alasan/petugas/waktu dan mengubah status pembayaran. Hak mengacu status sumber; periode tersimpan dan log check-in tidak diubah. Jika respons putus, service mencari hasil dengan requestId lama sebelum membuat operasi baru.</w:t>
       </w:r>
     </w:p>
     <w:tbl>
@@ -5095,8 +5030,8 @@
         <w:tblLook w:firstColumn="1" w:firstRow="1" w:lastColumn="0" w:lastRow="0" w:noHBand="0" w:noVBand="1" w:val="04A0"/>
       </w:tblPr>
       <w:tblGrid>
-        <w:gridCol w:w="6624"/>
-        <w:gridCol w:w="3456"/>
+        <w:gridCol w:w="7056"/>
+        <w:gridCol w:w="3024"/>
       </w:tblGrid>
       <w:tr>
         <w:trPr>
@@ -5105,7 +5040,7 @@
         </w:trPr>
         <w:tc>
           <w:tcPr>
-            <w:tcW w:type="dxa" w:w="6624"/>
+            <w:tcW w:type="dxa" w:w="7056"/>
             <w:vAlign w:val="center"/>
             <w:tcBorders>
               <w:top w:val="single" w:sz="4" w:color="D9D9D9"/>
@@ -5131,13 +5066,13 @@
                 <w:color w:val="FFFFFF"/>
                 <w:sz w:val="19"/>
               </w:rPr>
-              <w:t>Kontribusi</w:t>
+              <w:t>Bagian</w:t>
             </w:r>
           </w:p>
         </w:tc>
         <w:tc>
           <w:tcPr>
-            <w:tcW w:type="dxa" w:w="3456"/>
+            <w:tcW w:type="dxa" w:w="3024"/>
             <w:vAlign w:val="center"/>
             <w:tcBorders>
               <w:top w:val="single" w:sz="4" w:color="D9D9D9"/>
@@ -5163,7 +5098,7 @@
                 <w:color w:val="FFFFFF"/>
                 <w:sz w:val="19"/>
               </w:rPr>
-              <w:t>Penanggung jawab</w:t>
+              <w:t>Pemilik</w:t>
             </w:r>
           </w:p>
         </w:tc>
@@ -5174,7 +5109,7 @@
         </w:trPr>
         <w:tc>
           <w:tcPr>
-            <w:tcW w:type="dxa" w:w="6624"/>
+            <w:tcW w:type="dxa" w:w="7056"/>
             <w:vAlign w:val="center"/>
             <w:tcBorders>
               <w:top w:val="single" w:sz="4" w:color="D9D9D9"/>
@@ -5198,13 +5133,13 @@
               <w:rPr>
                 <w:sz w:val="19"/>
               </w:rPr>
-              <w:t>Keputusan bisnis dan validasi final</w:t>
+              <w:t>Aturan akun, paket, pembayaran dan periode</w:t>
             </w:r>
           </w:p>
         </w:tc>
         <w:tc>
           <w:tcPr>
-            <w:tcW w:type="dxa" w:w="3456"/>
+            <w:tcW w:type="dxa" w:w="3024"/>
             <w:vAlign w:val="center"/>
             <w:tcBorders>
               <w:top w:val="single" w:sz="4" w:color="D9D9D9"/>
@@ -5228,7 +5163,7 @@
               <w:rPr>
                 <w:sz w:val="19"/>
               </w:rPr>
-              <w:t>Dimas untuk akun/akses; Mahasurya untuk pelanggan/check-in/penjualan.</w:t>
+              <w:t>Dimas</w:t>
             </w:r>
           </w:p>
         </w:tc>
@@ -5239,7 +5174,7 @@
         </w:trPr>
         <w:tc>
           <w:tcPr>
-            <w:tcW w:type="dxa" w:w="6624"/>
+            <w:tcW w:type="dxa" w:w="7056"/>
             <w:vAlign w:val="center"/>
             <w:tcBorders>
               <w:top w:val="single" w:sz="4" w:color="D9D9D9"/>
@@ -5263,13 +5198,13 @@
               <w:rPr>
                 <w:sz w:val="19"/>
               </w:rPr>
-              <w:t>Koneksi dan commit atau rollback</w:t>
+              <w:t>Aturan profil, check-in, visit, produk dan penjualan</w:t>
             </w:r>
           </w:p>
         </w:tc>
         <w:tc>
           <w:tcPr>
-            <w:tcW w:type="dxa" w:w="3456"/>
+            <w:tcW w:type="dxa" w:w="3024"/>
             <w:vAlign w:val="center"/>
             <w:tcBorders>
               <w:top w:val="single" w:sz="4" w:color="D9D9D9"/>
@@ -5293,7 +5228,7 @@
               <w:rPr>
                 <w:sz w:val="19"/>
               </w:rPr>
-              <w:t>Tian melalui TransactionManager dan repository.</w:t>
+              <w:t>Mahasurya</w:t>
             </w:r>
           </w:p>
         </w:tc>
@@ -5304,7 +5239,7 @@
         </w:trPr>
         <w:tc>
           <w:tcPr>
-            <w:tcW w:type="dxa" w:w="6624"/>
+            <w:tcW w:type="dxa" w:w="7056"/>
             <w:vAlign w:val="center"/>
             <w:tcBorders>
               <w:top w:val="single" w:sz="4" w:color="D9D9D9"/>
@@ -5328,13 +5263,13 @@
               <w:rPr>
                 <w:sz w:val="19"/>
               </w:rPr>
-              <w:t>Konfirmasi pengguna dan hasil proses</w:t>
+              <w:t>Koneksi, SQL, lock, commit/rollback dan integritas</w:t>
             </w:r>
           </w:p>
         </w:tc>
         <w:tc>
           <w:tcPr>
-            <w:tcW w:type="dxa" w:w="3456"/>
+            <w:tcW w:type="dxa" w:w="3024"/>
             <w:vAlign w:val="center"/>
             <w:tcBorders>
               <w:top w:val="single" w:sz="4" w:color="D9D9D9"/>
@@ -5358,7 +5293,7 @@
               <w:rPr>
                 <w:sz w:val="19"/>
               </w:rPr>
-              <w:t>Wika melalui controller dan tampilan.</w:t>
+              <w:t>Tian</w:t>
             </w:r>
           </w:p>
         </w:tc>
@@ -5369,7 +5304,7 @@
         </w:trPr>
         <w:tc>
           <w:tcPr>
-            <w:tcW w:type="dxa" w:w="6624"/>
+            <w:tcW w:type="dxa" w:w="7056"/>
             <w:vAlign w:val="center"/>
             <w:tcBorders>
               <w:top w:val="single" w:sz="4" w:color="D9D9D9"/>
@@ -5393,13 +5328,13 @@
               <w:rPr>
                 <w:sz w:val="19"/>
               </w:rPr>
-              <w:t>Pengujian kegagalan lintas bagian</w:t>
+              <w:t>Enam halaman, Task JavaFX, konfirmasi dan dialog bukti</w:t>
             </w:r>
           </w:p>
         </w:tc>
         <w:tc>
           <w:tcPr>
-            <w:tcW w:type="dxa" w:w="3456"/>
+            <w:tcW w:type="dxa" w:w="3024"/>
             <w:vAlign w:val="center"/>
             <w:tcBorders>
               <w:top w:val="single" w:sz="4" w:color="D9D9D9"/>
@@ -5423,7 +5358,7 @@
               <w:rPr>
                 <w:sz w:val="19"/>
               </w:rPr>
-              <w:t>Seluruh pemilik alur; Tian menyediakan simulasi/lingkungan uji.</w:t>
+              <w:t>Wika</w:t>
             </w:r>
           </w:p>
         </w:tc>
@@ -5444,7 +5379,7 @@
         <w:pStyle w:val="Heading1"/>
       </w:pPr>
       <w:r>
-        <w:t>Struktur folder kode Java</w:t>
+        <w:t>Struktur kode Java yang disederhanakan</w:t>
       </w:r>
     </w:p>
     <w:p>
@@ -5452,7 +5387,7 @@
         <w:rPr>
           <w:b w:val="0"/>
         </w:rPr>
-        <w:t>Struktur berikut adalah target proyek bersama. Dimas/Mahasurya memiliki model dan service; Tian memiliki kontrak repository bersama pemanggil, implementasi JDBC, dan infrastruktur database; Wika memiliki app, controller, dan UI.</w:t>
+        <w:t>Ada 32 file Java: MainApp, 16 model, empat service, lima class database dan enam controller. Empat folder tidak dibagi lagi menjadi banyak subfolder.</w:t>
       </w:r>
     </w:p>
     <w:p>
@@ -5462,377 +5397,209 @@
       <w:r>
         <w:rPr>
           <w:rFonts w:ascii="DejaVu Sans Mono" w:hAnsi="DejaVu Sans Mono"/>
-          <w:sz w:val="17"/>
+          <w:sz w:val="18"/>
         </w:rPr>
-        <w:t>indigym/</w:t>
+        <w:t>src/main/java/id/indigym/</w:t>
       </w:r>
       <w:r>
         <w:rPr>
           <w:rFonts w:ascii="DejaVu Sans Mono" w:hAnsi="DejaVu Sans Mono"/>
-          <w:sz w:val="17"/>
+          <w:sz w:val="18"/>
         </w:rPr>
         <w:br/>
-        <w:t xml:space="preserve">  pom.xml</w:t>
+        <w:t xml:space="preserve">  MainApp.java                  # Wika</w:t>
       </w:r>
       <w:r>
         <w:rPr>
           <w:rFonts w:ascii="DejaVu Sans Mono" w:hAnsi="DejaVu Sans Mono"/>
-          <w:sz w:val="17"/>
+          <w:sz w:val="18"/>
         </w:rPr>
         <w:br/>
-        <w:t xml:space="preserve">  README.md</w:t>
+        <w:t xml:space="preserve">  model/</w:t>
       </w:r>
       <w:r>
         <w:rPr>
           <w:rFonts w:ascii="DejaVu Sans Mono" w:hAnsi="DejaVu Sans Mono"/>
-          <w:sz w:val="17"/>
+          <w:sz w:val="18"/>
         </w:rPr>
         <w:br/>
-        <w:t xml:space="preserve">  .gitignore</w:t>
+        <w:t xml:space="preserve">    Manusia.java  Admin.java  SuperAdmin.java</w:t>
       </w:r>
       <w:r>
         <w:rPr>
           <w:rFonts w:ascii="DejaVu Sans Mono" w:hAnsi="DejaVu Sans Mono"/>
-          <w:sz w:val="17"/>
+          <w:sz w:val="18"/>
         </w:rPr>
         <w:br/>
-        <w:t xml:space="preserve">  config/application.example.properties</w:t>
+        <w:t xml:space="preserve">    Pelanggan.java</w:t>
       </w:r>
       <w:r>
         <w:rPr>
           <w:rFonts w:ascii="DejaVu Sans Mono" w:hAnsi="DejaVu Sans Mono"/>
-          <w:sz w:val="17"/>
+          <w:sz w:val="18"/>
         </w:rPr>
         <w:br/>
-        <w:t xml:space="preserve">  src/main/java/id/indigym/</w:t>
+        <w:t xml:space="preserve">    PaketAkses.java  PaketHarian.java  PaketMembership.java</w:t>
       </w:r>
       <w:r>
         <w:rPr>
           <w:rFonts w:ascii="DejaVu Sans Mono" w:hAnsi="DejaVu Sans Mono"/>
-          <w:sz w:val="17"/>
+          <w:sz w:val="18"/>
         </w:rPr>
         <w:br/>
-        <w:t xml:space="preserve">    application/               # Wika</w:t>
+        <w:t xml:space="preserve">    PeriodeAkses.java  PembayaranAkses.java  HakAksesGym.java</w:t>
       </w:r>
       <w:r>
         <w:rPr>
           <w:rFonts w:ascii="DejaVu Sans Mono" w:hAnsi="DejaVu Sans Mono"/>
-          <w:sz w:val="17"/>
+          <w:sz w:val="18"/>
         </w:rPr>
         <w:br/>
-        <w:t xml:space="preserve">      MainApp.java</w:t>
+        <w:t xml:space="preserve">    CheckIn.java  Produk.java  Transaksi.java</w:t>
       </w:r>
       <w:r>
         <w:rPr>
           <w:rFonts w:ascii="DejaVu Sans Mono" w:hAnsi="DejaVu Sans Mono"/>
-          <w:sz w:val="17"/>
+          <w:sz w:val="18"/>
         </w:rPr>
         <w:br/>
-        <w:t xml:space="preserve">      AppContext.java</w:t>
+        <w:t xml:space="preserve">    DetailTransaksi.java  MutasiStok.java  Cetak.java</w:t>
       </w:r>
       <w:r>
         <w:rPr>
           <w:rFonts w:ascii="DejaVu Sans Mono" w:hAnsi="DejaVu Sans Mono"/>
-          <w:sz w:val="17"/>
+          <w:sz w:val="18"/>
         </w:rPr>
         <w:br/>
-        <w:t xml:space="preserve">      NavigationManager.java</w:t>
+        <w:t xml:space="preserve">  service/</w:t>
       </w:r>
       <w:r>
         <w:rPr>
           <w:rFonts w:ascii="DejaVu Sans Mono" w:hAnsi="DejaVu Sans Mono"/>
-          <w:sz w:val="17"/>
+          <w:sz w:val="18"/>
         </w:rPr>
         <w:br/>
-        <w:t xml:space="preserve">    model/</w:t>
+        <w:t xml:space="preserve">    AkunService.java             # Dimas</w:t>
       </w:r>
       <w:r>
         <w:rPr>
           <w:rFonts w:ascii="DejaVu Sans Mono" w:hAnsi="DejaVu Sans Mono"/>
-          <w:sz w:val="17"/>
+          <w:sz w:val="18"/>
         </w:rPr>
         <w:br/>
-        <w:t xml:space="preserve">      identitas/               # Dimas; Pelanggan oleh Mahasurya</w:t>
+        <w:t xml:space="preserve">    AksesService.java            # Dimas</w:t>
       </w:r>
       <w:r>
         <w:rPr>
           <w:rFonts w:ascii="DejaVu Sans Mono" w:hAnsi="DejaVu Sans Mono"/>
-          <w:sz w:val="17"/>
+          <w:sz w:val="18"/>
         </w:rPr>
         <w:br/>
-        <w:t xml:space="preserve">        Manusia.java  Admin.java  SuperAdmin.java  Pelanggan.java</w:t>
+        <w:t xml:space="preserve">    PelangganService.java        # Mahasurya</w:t>
       </w:r>
       <w:r>
         <w:rPr>
           <w:rFonts w:ascii="DejaVu Sans Mono" w:hAnsi="DejaVu Sans Mono"/>
-          <w:sz w:val="17"/>
+          <w:sz w:val="18"/>
         </w:rPr>
         <w:br/>
-        <w:t xml:space="preserve">      akses/                   # Dimas</w:t>
+        <w:t xml:space="preserve">    PenjualanService.java        # Mahasurya</w:t>
       </w:r>
       <w:r>
         <w:rPr>
           <w:rFonts w:ascii="DejaVu Sans Mono" w:hAnsi="DejaVu Sans Mono"/>
-          <w:sz w:val="17"/>
+          <w:sz w:val="18"/>
         </w:rPr>
         <w:br/>
-        <w:t xml:space="preserve">        PaketAkses.java  PaketHarian.java  PaketMembership.java</w:t>
+        <w:t xml:space="preserve">  database/                     # Tian</w:t>
       </w:r>
       <w:r>
         <w:rPr>
           <w:rFonts w:ascii="DejaVu Sans Mono" w:hAnsi="DejaVu Sans Mono"/>
-          <w:sz w:val="17"/>
+          <w:sz w:val="18"/>
         </w:rPr>
         <w:br/>
-        <w:t xml:space="preserve">        PembayaranAkses.java  HakAksesGym.java  PeriodeAkses.java</w:t>
+        <w:t xml:space="preserve">    Database.java</w:t>
       </w:r>
       <w:r>
         <w:rPr>
           <w:rFonts w:ascii="DejaVu Sans Mono" w:hAnsi="DejaVu Sans Mono"/>
-          <w:sz w:val="17"/>
+          <w:sz w:val="18"/>
         </w:rPr>
         <w:br/>
-        <w:t xml:space="preserve">      operasional/             # Mahasurya</w:t>
+        <w:t xml:space="preserve">    AkunDAO.java  PelangganDAO.java</w:t>
       </w:r>
       <w:r>
         <w:rPr>
           <w:rFonts w:ascii="DejaVu Sans Mono" w:hAnsi="DejaVu Sans Mono"/>
-          <w:sz w:val="17"/>
+          <w:sz w:val="18"/>
         </w:rPr>
         <w:br/>
-        <w:t xml:space="preserve">        CheckIn.java  Produk.java  Transaksi.java</w:t>
+        <w:t xml:space="preserve">    AksesDAO.java  PenjualanDAO.java</w:t>
       </w:r>
       <w:r>
         <w:rPr>
           <w:rFonts w:ascii="DejaVu Sans Mono" w:hAnsi="DejaVu Sans Mono"/>
-          <w:sz w:val="17"/>
+          <w:sz w:val="18"/>
         </w:rPr>
         <w:br/>
-        <w:t xml:space="preserve">        DetailTransaksi.java  MutasiStok.java</w:t>
+        <w:t xml:space="preserve">  controller/                   # Wika</w:t>
       </w:r>
       <w:r>
         <w:rPr>
           <w:rFonts w:ascii="DejaVu Sans Mono" w:hAnsi="DejaVu Sans Mono"/>
-          <w:sz w:val="17"/>
+          <w:sz w:val="18"/>
         </w:rPr>
         <w:br/>
-        <w:t xml:space="preserve">      kontrak/Cetak.java       # Dimas dan Mahasurya</w:t>
+        <w:t xml:space="preserve">    LoginController.java  DashboardController.java</w:t>
       </w:r>
       <w:r>
         <w:rPr>
           <w:rFonts w:ascii="DejaVu Sans Mono" w:hAnsi="DejaVu Sans Mono"/>
-          <w:sz w:val="17"/>
+          <w:sz w:val="18"/>
         </w:rPr>
         <w:br/>
-        <w:t xml:space="preserve">    business_logic/  </w:t>
+        <w:t xml:space="preserve">    AdminController.java  PelangganController.java</w:t>
       </w:r>
       <w:r>
         <w:rPr>
           <w:rFonts w:ascii="DejaVu Sans Mono" w:hAnsi="DejaVu Sans Mono"/>
-          <w:sz w:val="17"/>
+          <w:sz w:val="18"/>
         </w:rPr>
         <w:br/>
-        <w:t xml:space="preserve">      akun/                    # Dimas</w:t>
-      </w:r>
+        <w:t xml:space="preserve">    AksesController.java  PenjualanController.java</w:t>
+      </w:r>
+    </w:p>
+    <w:p>
+      <w:pPr>
+        <w:pStyle w:val="Heading2"/>
+      </w:pPr>
+      <w:r>
+        <w:t>Batas tiap folder</w:t>
+      </w:r>
+    </w:p>
+    <w:p>
       <w:r>
         <w:rPr>
-          <w:rFonts w:ascii="DejaVu Sans Mono" w:hAnsi="DejaVu Sans Mono"/>
-          <w:sz w:val="17"/>
+          <w:b w:val="0"/>
         </w:rPr>
-        <w:br/>
-        <w:t xml:space="preserve">        AuthService.java  AdminManagementService.java</w:t>
-      </w:r>
+        <w:t>model berisi entitas dan perilaku PBO tanpa SQL/UI. service memvalidasi aturan dan mengoordinasikan transaksi. database berisi JDBC serta pengelolaan koneksi. controller menghubungkan halaman dengan service. MainApp memuat dan berpindah halaman serta menampilkan dialog bukti.</w:t>
+      </w:r>
+    </w:p>
+    <w:p>
+      <w:pPr>
+        <w:pStyle w:val="Heading2"/>
+      </w:pPr>
+      <w:r>
+        <w:t>Bentuk data yang sederhana</w:t>
+      </w:r>
+    </w:p>
+    <w:p>
       <w:r>
         <w:rPr>
-          <w:rFonts w:ascii="DejaVu Sans Mono" w:hAnsi="DejaVu Sans Mono"/>
-          <w:sz w:val="17"/>
+          <w:b w:val="0"/>
         </w:rPr>
-        <w:br/>
-        <w:t xml:space="preserve">      akses/                   # Dimas</w:t>
-      </w:r>
-      <w:r>
-        <w:rPr>
-          <w:rFonts w:ascii="DejaVu Sans Mono" w:hAnsi="DejaVu Sans Mono"/>
-          <w:sz w:val="17"/>
-        </w:rPr>
-        <w:br/>
-        <w:t xml:space="preserve">        PaketAksesService.java  PembayaranAksesService.java</w:t>
-      </w:r>
-      <w:r>
-        <w:rPr>
-          <w:rFonts w:ascii="DejaVu Sans Mono" w:hAnsi="DejaVu Sans Mono"/>
-          <w:sz w:val="17"/>
-        </w:rPr>
-        <w:br/>
-        <w:t xml:space="preserve">      operasional/             # Mahasurya</w:t>
-      </w:r>
-      <w:r>
-        <w:rPr>
-          <w:rFonts w:ascii="DejaVu Sans Mono" w:hAnsi="DejaVu Sans Mono"/>
-          <w:sz w:val="17"/>
-        </w:rPr>
-        <w:br/>
-        <w:t xml:space="preserve">        PelangganService.java  CheckInService.java</w:t>
-      </w:r>
-      <w:r>
-        <w:rPr>
-          <w:rFonts w:ascii="DejaVu Sans Mono" w:hAnsi="DejaVu Sans Mono"/>
-          <w:sz w:val="17"/>
-        </w:rPr>
-        <w:br/>
-        <w:t xml:space="preserve">        VisitHarianService.java  ProdukService.java</w:t>
-      </w:r>
-      <w:r>
-        <w:rPr>
-          <w:rFonts w:ascii="DejaVu Sans Mono" w:hAnsi="DejaVu Sans Mono"/>
-          <w:sz w:val="17"/>
-        </w:rPr>
-        <w:br/>
-        <w:t xml:space="preserve">        PenjualanService.java</w:t>
-      </w:r>
-      <w:r>
-        <w:rPr>
-          <w:rFonts w:ascii="DejaVu Sans Mono" w:hAnsi="DejaVu Sans Mono"/>
-          <w:sz w:val="17"/>
-        </w:rPr>
-        <w:br/>
-        <w:t xml:space="preserve">    data_access/               # Tian</w:t>
-      </w:r>
-      <w:r>
-        <w:rPr>
-          <w:rFonts w:ascii="DejaVu Sans Mono" w:hAnsi="DejaVu Sans Mono"/>
-          <w:sz w:val="17"/>
-        </w:rPr>
-        <w:br/>
-        <w:t xml:space="preserve">      interfaces/                 # interface disepakati pemanggil</w:t>
-      </w:r>
-      <w:r>
-        <w:rPr>
-          <w:rFonts w:ascii="DejaVu Sans Mono" w:hAnsi="DejaVu Sans Mono"/>
-          <w:sz w:val="17"/>
-        </w:rPr>
-        <w:br/>
-        <w:t xml:space="preserve">      mysql_queries/           # implementasi JDBC semua repository</w:t>
-      </w:r>
-      <w:r>
-        <w:rPr>
-          <w:rFonts w:ascii="DejaVu Sans Mono" w:hAnsi="DejaVu Sans Mono"/>
-          <w:sz w:val="17"/>
-        </w:rPr>
-        <w:br/>
-        <w:t xml:space="preserve">    database_connection/       # Tian</w:t>
-      </w:r>
-      <w:r>
-        <w:rPr>
-          <w:rFonts w:ascii="DejaVu Sans Mono" w:hAnsi="DejaVu Sans Mono"/>
-          <w:sz w:val="17"/>
-        </w:rPr>
-        <w:br/>
-        <w:t xml:space="preserve">      DatabaseConfig.java  ConnectionFactory.java</w:t>
-      </w:r>
-      <w:r>
-        <w:rPr>
-          <w:rFonts w:ascii="DejaVu Sans Mono" w:hAnsi="DejaVu Sans Mono"/>
-          <w:sz w:val="17"/>
-        </w:rPr>
-        <w:br/>
-        <w:t xml:space="preserve">      TransactionManager.java  TxContext.java</w:t>
-      </w:r>
-      <w:r>
-        <w:rPr>
-          <w:rFonts w:ascii="DejaVu Sans Mono" w:hAnsi="DejaVu Sans Mono"/>
-          <w:sz w:val="17"/>
-        </w:rPr>
-        <w:br/>
-        <w:t xml:space="preserve">    page_controllers/          # Wika</w:t>
-      </w:r>
-      <w:r>
-        <w:rPr>
-          <w:rFonts w:ascii="DejaVu Sans Mono" w:hAnsi="DejaVu Sans Mono"/>
-          <w:sz w:val="17"/>
-        </w:rPr>
-        <w:br/>
-        <w:t xml:space="preserve">      LoginController.java  DashboardController.java</w:t>
-      </w:r>
-      <w:r>
-        <w:rPr>
-          <w:rFonts w:ascii="DejaVu Sans Mono" w:hAnsi="DejaVu Sans Mono"/>
-          <w:sz w:val="17"/>
-        </w:rPr>
-        <w:br/>
-        <w:t xml:space="preserve">      AdminController.java  PelangganController.java</w:t>
-      </w:r>
-      <w:r>
-        <w:rPr>
-          <w:rFonts w:ascii="DejaVu Sans Mono" w:hAnsi="DejaVu Sans Mono"/>
-          <w:sz w:val="17"/>
-        </w:rPr>
-        <w:br/>
-        <w:t xml:space="preserve">      PembayaranController.java  CheckInController.java</w:t>
-      </w:r>
-      <w:r>
-        <w:rPr>
-          <w:rFonts w:ascii="DejaVu Sans Mono" w:hAnsi="DejaVu Sans Mono"/>
-          <w:sz w:val="17"/>
-        </w:rPr>
-        <w:br/>
-        <w:t xml:space="preserve">      ProdukController.java  PenjualanController.java</w:t>
-      </w:r>
-      <w:r>
-        <w:rPr>
-          <w:rFonts w:ascii="DejaVu Sans Mono" w:hAnsi="DejaVu Sans Mono"/>
-          <w:sz w:val="17"/>
-        </w:rPr>
-        <w:br/>
-        <w:t xml:space="preserve">      RiwayatController.java  BuktiController.java</w:t>
-      </w:r>
-      <w:r>
-        <w:rPr>
-          <w:rFonts w:ascii="DejaVu Sans Mono" w:hAnsi="DejaVu Sans Mono"/>
-          <w:sz w:val="17"/>
-        </w:rPr>
-        <w:br/>
-        <w:t xml:space="preserve">    background_tasks/          # Wika</w:t>
-      </w:r>
-      <w:r>
-        <w:rPr>
-          <w:rFonts w:ascii="DejaVu Sans Mono" w:hAnsi="DejaVu Sans Mono"/>
-          <w:sz w:val="17"/>
-        </w:rPr>
-        <w:br/>
-        <w:t xml:space="preserve">      UiTaskRunner.java</w:t>
-      </w:r>
-      <w:r>
-        <w:rPr>
-          <w:rFonts w:ascii="DejaVu Sans Mono" w:hAnsi="DejaVu Sans Mono"/>
-          <w:sz w:val="17"/>
-        </w:rPr>
-        <w:br/>
-        <w:t xml:space="preserve">    data_transfer/             # pemilik service dan Wika</w:t>
-      </w:r>
-      <w:r>
-        <w:rPr>
-          <w:rFonts w:ascii="DejaVu Sans Mono" w:hAnsi="DejaVu Sans Mono"/>
-          <w:sz w:val="17"/>
-        </w:rPr>
-        <w:br/>
-        <w:t xml:space="preserve">    errors/                    # kontrak kesalahan bersama</w:t>
-      </w:r>
-      <w:r>
-        <w:rPr>
-          <w:rFonts w:ascii="DejaVu Sans Mono" w:hAnsi="DejaVu Sans Mono"/>
-          <w:sz w:val="17"/>
-        </w:rPr>
-        <w:br/>
-        <w:t xml:space="preserve">    login_security/            # Dimas</w:t>
-      </w:r>
-      <w:r>
-        <w:rPr>
-          <w:rFonts w:ascii="DejaVu Sans Mono" w:hAnsi="DejaVu Sans Mono"/>
-          <w:sz w:val="17"/>
-        </w:rPr>
-        <w:br/>
-        <w:t xml:space="preserve">      SessionContext.java  PasswordHasher.java</w:t>
+        <w:t>Akun login dan versi sesi berada pada AkunService; hash/verify memakai method private dengan library yang sesuai. Tidak perlu class sesi/hash khusus. Hasil input/output yang lebih dari satu nilai disepakati pada service pemilik bila diperlukan, bukan menambah banyak class kosong sejak awal.</w:t>
       </w:r>
     </w:p>
     <w:p>
@@ -5845,7 +5612,7 @@
         <w:pStyle w:val="Heading1"/>
       </w:pPr>
       <w:r>
-        <w:t>Struktur resources pengujian dan dokumentasi</w:t>
+        <w:t>Enam halaman SQL dan pengujian</w:t>
       </w:r>
     </w:p>
     <w:p>
@@ -5855,174 +5622,118 @@
       <w:r>
         <w:rPr>
           <w:rFonts w:ascii="DejaVu Sans Mono" w:hAnsi="DejaVu Sans Mono"/>
-          <w:sz w:val="17"/>
+          <w:sz w:val="18"/>
         </w:rPr>
-        <w:t>src/main/resources/id/indigym/</w:t>
+        <w:t>src/main/resources/</w:t>
       </w:r>
       <w:r>
         <w:rPr>
           <w:rFonts w:ascii="DejaVu Sans Mono" w:hAnsi="DejaVu Sans Mono"/>
-          <w:sz w:val="17"/>
+          <w:sz w:val="18"/>
         </w:rPr>
         <w:br/>
-        <w:t xml:space="preserve">  fxml/                        # Wika</w:t>
+        <w:t xml:space="preserve">  fxml/</w:t>
       </w:r>
       <w:r>
         <w:rPr>
           <w:rFonts w:ascii="DejaVu Sans Mono" w:hAnsi="DejaVu Sans Mono"/>
-          <w:sz w:val="17"/>
+          <w:sz w:val="18"/>
         </w:rPr>
         <w:br/>
-        <w:t xml:space="preserve">    login.fxml  dashboard.fxml  admin.fxml  pelanggan.fxml</w:t>
+        <w:t xml:space="preserve">    login.fxml  dashboard.fxml  admin.fxml</w:t>
       </w:r>
       <w:r>
         <w:rPr>
           <w:rFonts w:ascii="DejaVu Sans Mono" w:hAnsi="DejaVu Sans Mono"/>
-          <w:sz w:val="17"/>
+          <w:sz w:val="18"/>
         </w:rPr>
         <w:br/>
-        <w:t xml:space="preserve">    pembayaran.fxml  checkin.fxml  produk.fxml</w:t>
+        <w:t xml:space="preserve">    pelanggan.fxml  akses.fxml  penjualan.fxml</w:t>
       </w:r>
       <w:r>
         <w:rPr>
           <w:rFonts w:ascii="DejaVu Sans Mono" w:hAnsi="DejaVu Sans Mono"/>
-          <w:sz w:val="17"/>
+          <w:sz w:val="18"/>
         </w:rPr>
         <w:br/>
-        <w:t xml:space="preserve">    penjualan.fxml  riwayat.fxml  bukti.fxml</w:t>
+        <w:t xml:space="preserve">  css/application.css</w:t>
       </w:r>
       <w:r>
         <w:rPr>
           <w:rFonts w:ascii="DejaVu Sans Mono" w:hAnsi="DejaVu Sans Mono"/>
-          <w:sz w:val="17"/>
+          <w:sz w:val="18"/>
         </w:rPr>
         <w:br/>
-        <w:t xml:space="preserve">  css/application.css          # Wika</w:t>
+        <w:t>src/test/java/id/indigym/.gitkeep</w:t>
       </w:r>
       <w:r>
         <w:rPr>
           <w:rFonts w:ascii="DejaVu Sans Mono" w:hAnsi="DejaVu Sans Mono"/>
-          <w:sz w:val="17"/>
+          <w:sz w:val="18"/>
         </w:rPr>
         <w:br/>
-        <w:t xml:space="preserve">  images/                      # hanya aset yang diperlukan</w:t>
+        <w:t>src/test/resources/application-test.example.properties</w:t>
       </w:r>
       <w:r>
         <w:rPr>
           <w:rFonts w:ascii="DejaVu Sans Mono" w:hAnsi="DejaVu Sans Mono"/>
-          <w:sz w:val="17"/>
+          <w:sz w:val="18"/>
         </w:rPr>
         <w:br/>
-        <w:t>src/test/java/id/indigym/</w:t>
+        <w:t>config/application.example.properties</w:t>
       </w:r>
       <w:r>
         <w:rPr>
           <w:rFonts w:ascii="DejaVu Sans Mono" w:hAnsi="DejaVu Sans Mono"/>
-          <w:sz w:val="17"/>
+          <w:sz w:val="18"/>
         </w:rPr>
         <w:br/>
-        <w:t xml:space="preserve">  business_logic/akun/                # Dimas</w:t>
+        <w:t>database/</w:t>
       </w:r>
       <w:r>
         <w:rPr>
           <w:rFonts w:ascii="DejaVu Sans Mono" w:hAnsi="DejaVu Sans Mono"/>
-          <w:sz w:val="17"/>
+          <w:sz w:val="18"/>
         </w:rPr>
         <w:br/>
-        <w:t xml:space="preserve">  business_logic/akses/               # Dimas</w:t>
+        <w:t xml:space="preserve">  01_akun_pelanggan.sql</w:t>
       </w:r>
       <w:r>
         <w:rPr>
           <w:rFonts w:ascii="DejaVu Sans Mono" w:hAnsi="DejaVu Sans Mono"/>
-          <w:sz w:val="17"/>
+          <w:sz w:val="18"/>
         </w:rPr>
         <w:br/>
-        <w:t xml:space="preserve">  business_logic/operasional/         # Mahasurya</w:t>
+        <w:t xml:space="preserve">  02_akses_checkin.sql</w:t>
       </w:r>
       <w:r>
         <w:rPr>
           <w:rFonts w:ascii="DejaVu Sans Mono" w:hAnsi="DejaVu Sans Mono"/>
-          <w:sz w:val="17"/>
+          <w:sz w:val="18"/>
         </w:rPr>
         <w:br/>
-        <w:t xml:space="preserve">  data_access/                # Tian, database uji terpisah</w:t>
+        <w:t xml:space="preserve">  03_penjualan_stok.sql</w:t>
       </w:r>
       <w:r>
         <w:rPr>
           <w:rFonts w:ascii="DejaVu Sans Mono" w:hAnsi="DejaVu Sans Mono"/>
-          <w:sz w:val="17"/>
+          <w:sz w:val="18"/>
         </w:rPr>
         <w:br/>
-        <w:t xml:space="preserve">  integration_tests/          # alur lintas lapisan</w:t>
+        <w:t xml:space="preserve">  04_data_awal.sql</w:t>
       </w:r>
       <w:r>
         <w:rPr>
           <w:rFonts w:ascii="DejaVu Sans Mono" w:hAnsi="DejaVu Sans Mono"/>
-          <w:sz w:val="17"/>
+          <w:sz w:val="18"/>
         </w:rPr>
         <w:br/>
-        <w:t>src/test/resources/</w:t>
+        <w:t xml:space="preserve">  05_data_demo.sql</w:t>
       </w:r>
       <w:r>
         <w:rPr>
           <w:rFonts w:ascii="DejaVu Sans Mono" w:hAnsi="DejaVu Sans Mono"/>
-          <w:sz w:val="17"/>
-        </w:rPr>
-        <w:br/>
-        <w:t xml:space="preserve">  application-test.example.properties</w:t>
-      </w:r>
-      <w:r>
-        <w:rPr>
-          <w:rFonts w:ascii="DejaVu Sans Mono" w:hAnsi="DejaVu Sans Mono"/>
-          <w:sz w:val="17"/>
-        </w:rPr>
-        <w:br/>
-        <w:t>database/                      # Tian</w:t>
-      </w:r>
-      <w:r>
-        <w:rPr>
-          <w:rFonts w:ascii="DejaVu Sans Mono" w:hAnsi="DejaVu Sans Mono"/>
-          <w:sz w:val="17"/>
-        </w:rPr>
-        <w:br/>
-        <w:t xml:space="preserve">  schema_changes/  </w:t>
-      </w:r>
-      <w:r>
-        <w:rPr>
-          <w:rFonts w:ascii="DejaVu Sans Mono" w:hAnsi="DejaVu Sans Mono"/>
-          <w:sz w:val="17"/>
-        </w:rPr>
-        <w:br/>
-        <w:t xml:space="preserve">    V001__akun_dan_pelanggan.sql</w:t>
-      </w:r>
-      <w:r>
-        <w:rPr>
-          <w:rFonts w:ascii="DejaVu Sans Mono" w:hAnsi="DejaVu Sans Mono"/>
-          <w:sz w:val="17"/>
-        </w:rPr>
-        <w:br/>
-        <w:t xml:space="preserve">    V002__paket_pembayaran_hak_checkin.sql</w:t>
-      </w:r>
-      <w:r>
-        <w:rPr>
-          <w:rFonts w:ascii="DejaVu Sans Mono" w:hAnsi="DejaVu Sans Mono"/>
-          <w:sz w:val="17"/>
-        </w:rPr>
-        <w:br/>
-        <w:t xml:space="preserve">    V003__produk_transaksi_mutasi.sql</w:t>
-      </w:r>
-      <w:r>
-        <w:rPr>
-          <w:rFonts w:ascii="DejaVu Sans Mono" w:hAnsi="DejaVu Sans Mono"/>
-          <w:sz w:val="17"/>
-        </w:rPr>
-        <w:br/>
-        <w:t xml:space="preserve">  initial_data/                # data awal dan demo terkendali</w:t>
-      </w:r>
-      <w:r>
-        <w:rPr>
-          <w:rFonts w:ascii="DejaVu Sans Mono" w:hAnsi="DejaVu Sans Mono"/>
-          <w:sz w:val="17"/>
+          <w:sz w:val="18"/>
         </w:rPr>
         <w:br/>
         <w:t>docs/</w:t>
@@ -6030,58 +5741,34 @@
       <w:r>
         <w:rPr>
           <w:rFonts w:ascii="DejaVu Sans Mono" w:hAnsi="DejaVu Sans Mono"/>
-          <w:sz w:val="17"/>
+          <w:sz w:val="18"/>
         </w:rPr>
         <w:br/>
-        <w:t xml:space="preserve">  aturan-bisnis.md</w:t>
+        <w:t xml:space="preserve">  aturan-bisnis.md  kontrak-integrasi.md  peran-anggota.md</w:t>
       </w:r>
       <w:r>
         <w:rPr>
           <w:rFonts w:ascii="DejaVu Sans Mono" w:hAnsi="DejaVu Sans Mono"/>
-          <w:sz w:val="17"/>
+          <w:sz w:val="18"/>
         </w:rPr>
         <w:br/>
-        <w:t xml:space="preserve">  kontrak-integrasi.md</w:t>
+        <w:t xml:space="preserve">  panduan-file.md  struktur-folder.md  mengenal-folder.md</w:t>
       </w:r>
       <w:r>
         <w:rPr>
           <w:rFonts w:ascii="DejaVu Sans Mono" w:hAnsi="DejaVu Sans Mono"/>
-          <w:sz w:val="17"/>
+          <w:sz w:val="18"/>
         </w:rPr>
         <w:br/>
-        <w:t xml:space="preserve">  diagram/                     # class dan ERD beserta sumber</w:t>
+        <w:t xml:space="preserve">  kamus-data.md  checklist-uji.md  panduan-menjalankan.md</w:t>
       </w:r>
       <w:r>
         <w:rPr>
           <w:rFonts w:ascii="DejaVu Sans Mono" w:hAnsi="DejaVu Sans Mono"/>
-          <w:sz w:val="17"/>
+          <w:sz w:val="18"/>
         </w:rPr>
         <w:br/>
-        <w:t xml:space="preserve">  checklist-uji.md</w:t>
-      </w:r>
-      <w:r>
-        <w:rPr>
-          <w:rFonts w:ascii="DejaVu Sans Mono" w:hAnsi="DejaVu Sans Mono"/>
-          <w:sz w:val="17"/>
-        </w:rPr>
-        <w:br/>
-        <w:t xml:space="preserve">  panduan-menjalankan.md</w:t>
-      </w:r>
-      <w:r>
-        <w:rPr>
-          <w:rFonts w:ascii="DejaVu Sans Mono" w:hAnsi="DejaVu Sans Mono"/>
-          <w:sz w:val="17"/>
-        </w:rPr>
-        <w:br/>
-        <w:t xml:space="preserve">  demo.md</w:t>
-      </w:r>
-      <w:r>
-        <w:rPr>
-          <w:rFonts w:ascii="DejaVu Sans Mono" w:hAnsi="DejaVu Sans Mono"/>
-          <w:sz w:val="17"/>
-        </w:rPr>
-        <w:br/>
-        <w:t>output/                        # keluaran lokal bila diperlukan</w:t>
+        <w:t xml:space="preserve">  demo.md  diagram/</w:t>
       </w:r>
     </w:p>
     <w:p>
@@ -6089,7 +5776,7 @@
         <w:pStyle w:val="Heading2"/>
       </w:pPr>
       <w:r>
-        <w:t>Kebiasaan penyimpanan</w:t>
+        <w:t>Fitur terkait berada pada halaman yang sama</w:t>
       </w:r>
     </w:p>
     <w:p>
@@ -6097,7 +5784,15 @@
         <w:rPr>
           <w:b w:val="0"/>
         </w:rPr>
-        <w:t>File konfigurasi asli, password, kredensial Aiven, hasil build target/, serta file sementara tidak dimasukkan ke Git. Berkas example berisi placeholder tanpa rahasia. Kelompok mendokumentasikan nama environment variable dan cara memperoleh konfigurasi secara terpisah.</w:t>
+        <w:t>Pelanggan memuat profil, check-in/visit dan riwayat kunjungan. Akses memuat katalog paket, membership/perpanjangan, riwayat/void pembayaran. Penjualan memuat katalog/restock, keranjang serta riwayat penjualan/mutasi. Gunakan bagian atau tab agar jelas. Bukti adalah dialog bersama MainApp, bukan halaman/controller tersendiri.</w:t>
+      </w:r>
+    </w:p>
+    <w:p>
+      <w:pPr>
+        <w:pStyle w:val="Heading2"/>
+      </w:pPr>
+      <w:r>
+        <w:t>Setup dan pengujian</w:t>
       </w:r>
     </w:p>
     <w:p>
@@ -6105,7 +5800,7 @@
         <w:rPr>
           <w:b w:val="0"/>
         </w:rPr>
-        <w:t>Migration yang telah diterapkan bersama tidak ditulis ulang. Tambahkan migration berikutnya jika schema berubah. Dimas/Mahasurya meminta perubahan field melalui kontrak integrasi; Tian memperbarui schema/repository dan Wika menyesuaikan tampilan bila diperlukan.</w:t>
+        <w:t>SQL 01–03 membentuk sepuluh tabel; 04 menyiapkan satu SuperAdmin awal dan data minimal; 05 menyiapkan demo pada database terpisah. Versi skema yang sudah diterapkan dicatat, dan perubahan berikutnya ditambah sebagai SQL baru. Tidak wajib menambahkan alat migration otomatis.</w:t>
       </w:r>
     </w:p>
     <w:p>
@@ -6113,7 +5808,7 @@
         <w:rPr>
           <w:b w:val="0"/>
         </w:rPr>
-        <w:t>Bila proyek memakai module-info.java, buka package controller kepada javafx.fxml sesuai kebutuhan FXMLLoader. Semua anggota menjalankan aplikasi melalui konfigurasi Maven yang sama.</w:t>
+        <w:t>Pengujian dapat langsung berada pada satu folder test: aturan service oleh Dimas/Mahasurya, database/integrasi oleh Tian dan pemeriksaan FXML/UI oleh Wika. File .gitkeep hanya penanda kosong. Konfigurasi asli, password, sertifikat pribadi, target dan file sementara tidak masuk Git.</w:t>
       </w:r>
     </w:p>
     <w:p>
@@ -6134,7 +5829,7 @@
         <w:rPr>
           <w:b w:val="0"/>
         </w:rPr>
-        <w:t>Pemilik model/service akun dan akses. Class utama: Manusia, Admin, SuperAdmin, PaketAkses, PaketHarian, PaketMembership, PembayaranAkses, HakAksesGym, PeriodeAkses, Cetak, SessionContext, dan PasswordHasher.</w:t>
+        <w:t>Pemilik model identitas/akses dan dua layanan: AkunService serta AksesService. Sesi login dan hash menjadi bagian AkunService. Cetak disepakati bersama Mahasurya.</w:t>
       </w:r>
     </w:p>
     <w:p>
@@ -6175,7 +5870,7 @@
         <w:t xml:space="preserve"> D1.1 </w:t>
       </w:r>
       <w:r>
-        <w:t>Sepakati model identitas, ID, role, sesi, DTO, dan kontrak repository dengan Tian/Mahasurya.</w:t>
+        <w:t>Sepakati model identitas, ID, role, sesi, bentuk input/hasil, dan method DAO dengan Tian/Mahasurya.</w:t>
       </w:r>
     </w:p>
     <w:p>
@@ -6307,7 +6002,7 @@
         <w:t xml:space="preserve"> D1.5 </w:t>
       </w:r>
       <w:r>
-        <w:t>Berikan kontrak login/pembayaran dan contoh hasil kepada Wika; sambungkan repository Tian.</w:t>
+        <w:t>Berikan kontrak login/pembayaran dan contoh hasil kepada Wika; sambungkan DAO Tian.</w:t>
       </w:r>
     </w:p>
     <w:p>
@@ -6447,7 +6142,7 @@
         <w:t xml:space="preserve"> D2.3 </w:t>
       </w:r>
       <w:r>
-        <w:t>Sediakan operasi pembayaran internal yang memakai TxContext visit milik Mahasurya.</w:t>
+        <w:t>Sediakan operasi pembayaran internal yang menerima Connection transaksi visit milik Mahasurya.</w:t>
       </w:r>
     </w:p>
     <w:p>
@@ -6784,7 +6479,7 @@
         <w:rPr>
           <w:b w:val="0"/>
         </w:rPr>
-        <w:t>Pemilik model/service pelanggan, check-in, dan penjualan. Class utama: Pelanggan, CheckIn, Produk, Transaksi, DetailTransaksi, MutasiStok, PelangganService, CheckInService, VisitHarianService, ProdukService, dan PenjualanService.</w:t>
+        <w:t>Pemilik Pelanggan, CheckIn, Produk, Transaksi, DetailTransaksi dan MutasiStok, serta dua layanan: PelangganService dan PenjualanService.</w:t>
       </w:r>
     </w:p>
     <w:p>
@@ -6825,7 +6520,7 @@
         <w:t xml:space="preserve"> M1.1 </w:t>
       </w:r>
       <w:r>
-        <w:t>Sepakati turunan Pelanggan, Cetak, DTO, dan kontrak repository dengan Dimas/Tian.</w:t>
+        <w:t>Sepakati turunan Pelanggan, Cetak, bentuk input/hasil, dan method DAO dengan Dimas/Tian.</w:t>
       </w:r>
     </w:p>
     <w:p>
@@ -6957,7 +6652,7 @@
         <w:t xml:space="preserve"> M1.5 </w:t>
       </w:r>
       <w:r>
-        <w:t>Berikan contoh data dan kontrak service kepada Wika; sambungkan repository Tian.</w:t>
+        <w:t>Berikan contoh data dan kontrak service kepada Wika; sambungkan DAO Tian.</w:t>
       </w:r>
     </w:p>
     <w:p>
@@ -7270,7 +6965,7 @@
         <w:t xml:space="preserve"> M3.2 </w:t>
       </w:r>
       <w:r>
-        <w:t>Review repository Tian, relasi, rollback, dan penyimpanan transaksi gabungan.</w:t>
+        <w:t>Review DAO Tian, relasi, rollback, dan penyimpanan transaksi gabungan.</w:t>
       </w:r>
     </w:p>
     <w:p>
@@ -7434,7 +7129,7 @@
         <w:rPr>
           <w:b w:val="0"/>
         </w:rPr>
-        <w:t>Pemilik seluruh JavaFX/FXML/CSS/controller. Class utama: MainApp, AppContext, NavigationManager, UiTaskRunner, serta controller Login, Dashboard, Admin, Pelanggan, Pembayaran, CheckIn, Produk, Penjualan, Riwayat, dan Bukti.</w:t>
+        <w:t>Pemilik MainApp, enam controller (Login, Dashboard, Admin, Pelanggan, Akses, Penjualan), enam FXML dan CSS. Riwayat berada di halaman modul; bukti memakai dialog bersama MainApp.</w:t>
       </w:r>
     </w:p>
     <w:p>
@@ -7475,7 +7170,7 @@
         <w:t xml:space="preserve"> W1.1 </w:t>
       </w:r>
       <w:r>
-        <w:t>Siapkan bootstrap JavaFX, resources FXML, controller factory, navigasi, dan stylesheet bersama.</w:t>
+        <w:t>Siapkan MainApp untuk bootstrap, navigasi/controller factory, enam FXML dan CSS bersama.</w:t>
       </w:r>
     </w:p>
     <w:p>
@@ -7508,7 +7203,7 @@
         <w:t xml:space="preserve"> W1.2 </w:t>
       </w:r>
       <w:r>
-        <w:t>Sepakati DTO/kontrak dengan Dimas/Mahasurya; gunakan data contoh sambil menunggu integrasi.</w:t>
+        <w:t>Sepakati input/hasil service dengan Dimas/Mahasurya; gunakan data contoh sambil menunggu integrasi.</w:t>
       </w:r>
     </w:p>
     <w:p>
@@ -8084,7 +7779,7 @@
         <w:rPr>
           <w:b w:val="0"/>
         </w:rPr>
-        <w:t>Pemilik database dan seluruh repository. Class utama: DatabaseConfig, ConnectionFactory, TransactionManager, TxContext, seluruh interface/implementasi repository, pemetaan data, serta skrip migration dan seed.</w:t>
+        <w:t>Pemilik Database, AkunDAO, PelangganDAO, AksesDAO dan PenjualanDAO, lima SQL setup/data, konfigurasi Aiven dan pengujian database. DAO tidak memakai interface terpisah.</w:t>
       </w:r>
     </w:p>
     <w:p>
@@ -8158,7 +7853,7 @@
         <w:t xml:space="preserve"> T1.2 </w:t>
       </w:r>
       <w:r>
-        <w:t>Sepakati ERD, tipe ID/nominal/waktu, role, dan kontrak repository dengan Dimas/Mahasurya.</w:t>
+        <w:t>Sepakati ERD, tipe ID/nominal/waktu, role, dan kontrak DAO dengan Dimas/Mahasurya.</w:t>
       </w:r>
     </w:p>
     <w:p>
@@ -8191,7 +7886,7 @@
         <w:t xml:space="preserve"> T1.3 </w:t>
       </w:r>
       <w:r>
-        <w:t>Sediakan interface repository, migration awal, akun SuperAdmin awal, dan contoh penyimpanan.</w:t>
+        <w:t>Sepakati method empat DAO, siapkan skema awal, akun SuperAdmin awal, dan contoh penyimpanan.</w:t>
       </w:r>
     </w:p>
     <w:p>
@@ -8224,7 +7919,7 @@
         <w:t xml:space="preserve"> T1.4 </w:t>
       </w:r>
       <w:r>
-        <w:t>Implementasikan repository akun/pelanggan/paket/pembayaran/hak akses untuk alur pertama.</w:t>
+        <w:t>Implementasikan operasi awal pada AkunDAO, PelangganDAO dan AksesDAO.</w:t>
       </w:r>
     </w:p>
     <w:p>
@@ -8257,7 +7952,7 @@
         <w:t xml:space="preserve"> T1.5 </w:t>
       </w:r>
       <w:r>
-        <w:t>Siapkan TransactionManager dan repository check-in/produk/penjualan dasar.</w:t>
+        <w:t>Siapkan Database.jalankanTransaksi dan operasi check-in/penjualan pada DAO terkait.</w:t>
       </w:r>
     </w:p>
     <w:p>
@@ -8331,7 +8026,7 @@
         <w:t xml:space="preserve"> T2.1 </w:t>
       </w:r>
       <w:r>
-        <w:t>Lengkapi repository, constraint, indeks, audit petugas, snapshot, dan pemetaan subclass.</w:t>
+        <w:t>Lengkapi DAO, constraint, indeks, audit petugas, snapshot, dan pemetaan subclass.</w:t>
       </w:r>
     </w:p>
     <w:p>
@@ -11678,7 +11373,7 @@
         <w:rPr>
           <w:b w:val="0"/>
         </w:rPr>
-        <w:t>Model/service, repository, dan UI sudah terhubung; skenario normal serta gagal yang relevan lulus; petugas dan riwayat tercatat; tidak ada konfigurasi rahasia di Git; dokumentasi/diagram sesuai implementasi; reviewer dapat menjalankan dan menjelaskan fitur tersebut.</w:t>
+        <w:t>Model/service, DAO, dan UI sudah terhubung; skenario normal serta gagal yang relevan lulus; petugas dan riwayat tercatat; tidak ada konfigurasi rahasia di Git; dokumentasi/diagram sesuai implementasi; reviewer dapat menjalankan dan menjelaskan fitur tersebut.</w:t>
       </w:r>
     </w:p>
     <w:p>
@@ -11839,7 +11534,7 @@
         <w:t xml:space="preserve"> A04 </w:t>
       </w:r>
       <w:r>
-        <w:t>README menjalankan aplikasi dan test dapat diikuti dari clone baru.</w:t>
+        <w:t>Panduan menjalankan aplikasi dan test dapat diikuti dari clone baru.</w:t>
       </w:r>
     </w:p>
     <w:p>
